--- a/项目启动书：文献阅读整理Agent.docx
+++ b/项目启动书：文献阅读整理Agent.docx
@@ -90,8 +90,6 @@
           <w:sz w:val="22"/>
         </w:rPr>
       </w:pPr>
-      <w:bookmarkStart w:id="9" w:name="_GoBack"/>
-      <w:bookmarkEnd w:id="9"/>
       <w:r>
         <w:rPr>
           <w:rFonts w:hint="eastAsia" w:ascii="Arial" w:hAnsi="Arial" w:eastAsia="等线" w:cs="Arial"/>
@@ -343,7 +341,22 @@
           <w:rFonts w:ascii="Arial" w:hAnsi="Arial" w:eastAsia="等线" w:cs="Arial"/>
           <w:sz w:val="22"/>
         </w:rPr>
-        <w:t>文献整理效率低：大学生日常科研、论文写作需查阅大量中外文献，传统人工摘抄、分类、梳理、总结的方式耗时费力，单篇文献核心信息提炼、多篇文献对比整合需要耗费大量时间精力，整体工作效率极低。</w:t>
+        <w:t>文献整理效率低：大学生日常科研、论文写作需查阅大量中外文献，传统人工摘抄、分类、梳理、总结的方式耗时费力，单篇文献核心信息提炼、多篇文献对比整合需要耗费大量时</w:t>
+      </w:r>
+      <w:r>
+        <w:rPr>
+          <w:rFonts w:hint="eastAsia" w:ascii="Arial" w:hAnsi="Arial" w:eastAsia="等线" w:cs="Arial"/>
+          <w:sz w:val="22"/>
+          <w:lang w:eastAsia="zh-CN"/>
+        </w:rPr>
+        <w:t>间和</w:t>
+      </w:r>
+      <w:r>
+        <w:rPr>
+          <w:rFonts w:ascii="Arial" w:hAnsi="Arial" w:eastAsia="等线" w:cs="Arial"/>
+          <w:sz w:val="22"/>
+        </w:rPr>
+        <w:t>精力，整体工作效率极低。</w:t>
       </w:r>
     </w:p>
     <w:p>
@@ -568,7 +581,7 @@
           <w:b/>
           <w:sz w:val="30"/>
         </w:rPr>
-        <w:t>1.4.1. 用户端（桌面应用前台）</w:t>
+        <w:t>1.4.1. 用户端</w:t>
       </w:r>
       <w:bookmarkEnd w:id="6"/>
     </w:p>
@@ -1088,9 +1101,11 @@
           <w:b/>
           <w:sz w:val="30"/>
         </w:rPr>
-        <w:t>1.4.2. 管理端（本地后台配置）</w:t>
+        <w:t>1.4.2. 管理端</w:t>
       </w:r>
       <w:bookmarkEnd w:id="7"/>
+      <w:bookmarkStart w:id="9" w:name="_GoBack"/>
+      <w:bookmarkEnd w:id="9"/>
     </w:p>
     <w:tbl>
       <w:tblPr>
